--- a/Fase 2/Evidencias Proyecto/Evidencias de documentación/Sprint 2/Acta-Sprint-Retrospective-S2.docx
+++ b/Fase 2/Evidencias Proyecto/Evidencias de documentación/Sprint 2/Acta-Sprint-Retrospective-S2.docx
@@ -724,15 +724,34 @@
             <w:pPr>
               <w:jc w:val="center"/>
             </w:pPr>
-            <w:r/>
-            <w:r>
-              <w:br/>
-              <w:br/>
-              <w:t>______________________________</w:t>
-              <w:br/>
-            </w:r>
             <w:r>
               <w:rPr>
+                <w:rFonts w:ascii="Segoe Script" w:hAnsi="Segoe Script" w:eastAsia="Segoe Script"/>
+                <w:i/>
+                <w:color w:val="1F3A6B"/>
+                <w:sz w:val="26"/>
+              </w:rPr>
+              <w:t>Felipe Gutiérrez</w:t>
+            </w:r>
+          </w:p>
+          <w:p>
+            <w:pPr>
+              <w:jc w:val="center"/>
+            </w:pPr>
+            <w:r>
+              <w:rPr>
+                <w:rFonts w:ascii="Arial" w:hAnsi="Arial" w:eastAsia="Arial"/>
+              </w:rPr>
+              <w:t>______________________</w:t>
+            </w:r>
+          </w:p>
+          <w:p>
+            <w:pPr>
+              <w:jc w:val="center"/>
+            </w:pPr>
+            <w:r>
+              <w:rPr>
+                <w:rFonts w:ascii="Arial" w:hAnsi="Arial" w:eastAsia="Arial"/>
                 <w:b/>
               </w:rPr>
               <w:t>Felipe Gutiérrez</w:t>
@@ -747,15 +766,34 @@
             <w:pPr>
               <w:jc w:val="center"/>
             </w:pPr>
-            <w:r/>
-            <w:r>
-              <w:br/>
-              <w:br/>
-              <w:t>______________________________</w:t>
-              <w:br/>
-            </w:r>
             <w:r>
               <w:rPr>
+                <w:rFonts w:ascii="Segoe Script" w:hAnsi="Segoe Script" w:eastAsia="Segoe Script"/>
+                <w:i/>
+                <w:color w:val="1F3A6B"/>
+                <w:sz w:val="26"/>
+              </w:rPr>
+              <w:t>Esteban Morales</w:t>
+            </w:r>
+          </w:p>
+          <w:p>
+            <w:pPr>
+              <w:jc w:val="center"/>
+            </w:pPr>
+            <w:r>
+              <w:rPr>
+                <w:rFonts w:ascii="Arial" w:hAnsi="Arial" w:eastAsia="Arial"/>
+              </w:rPr>
+              <w:t>______________________</w:t>
+            </w:r>
+          </w:p>
+          <w:p>
+            <w:pPr>
+              <w:jc w:val="center"/>
+            </w:pPr>
+            <w:r>
+              <w:rPr>
+                <w:rFonts w:ascii="Arial" w:hAnsi="Arial" w:eastAsia="Arial"/>
                 <w:b/>
               </w:rPr>
               <w:t>Esteban Morales</w:t>
@@ -770,15 +808,34 @@
             <w:pPr>
               <w:jc w:val="center"/>
             </w:pPr>
-            <w:r/>
-            <w:r>
-              <w:br/>
-              <w:br/>
-              <w:t>______________________________</w:t>
-              <w:br/>
-            </w:r>
             <w:r>
               <w:rPr>
+                <w:rFonts w:ascii="Segoe Script" w:hAnsi="Segoe Script" w:eastAsia="Segoe Script"/>
+                <w:i/>
+                <w:color w:val="1F3A6B"/>
+                <w:sz w:val="26"/>
+              </w:rPr>
+              <w:t>Christian Cuadra</w:t>
+            </w:r>
+          </w:p>
+          <w:p>
+            <w:pPr>
+              <w:jc w:val="center"/>
+            </w:pPr>
+            <w:r>
+              <w:rPr>
+                <w:rFonts w:ascii="Arial" w:hAnsi="Arial" w:eastAsia="Arial"/>
+              </w:rPr>
+              <w:t>______________________</w:t>
+            </w:r>
+          </w:p>
+          <w:p>
+            <w:pPr>
+              <w:jc w:val="center"/>
+            </w:pPr>
+            <w:r>
+              <w:rPr>
+                <w:rFonts w:ascii="Arial" w:hAnsi="Arial" w:eastAsia="Arial"/>
                 <w:b/>
               </w:rPr>
               <w:t>Christian Cuadra</w:t>
@@ -796,6 +853,9 @@
               <w:jc w:val="center"/>
             </w:pPr>
             <w:r>
+              <w:rPr>
+                <w:rFonts w:ascii="Arial" w:hAnsi="Arial" w:eastAsia="Arial"/>
+              </w:rPr>
               <w:t>Scrum Master</w:t>
             </w:r>
           </w:p>
@@ -809,6 +869,9 @@
               <w:jc w:val="center"/>
             </w:pPr>
             <w:r>
+              <w:rPr>
+                <w:rFonts w:ascii="Arial" w:hAnsi="Arial" w:eastAsia="Arial"/>
+              </w:rPr>
               <w:t>Developer</w:t>
             </w:r>
           </w:p>
@@ -822,6 +885,9 @@
               <w:jc w:val="center"/>
             </w:pPr>
             <w:r>
+              <w:rPr>
+                <w:rFonts w:ascii="Arial" w:hAnsi="Arial" w:eastAsia="Arial"/>
+              </w:rPr>
               <w:t>Developer</w:t>
             </w:r>
           </w:p>

--- a/Fase 2/Evidencias Proyecto/Evidencias de documentación/Sprint 2/Acta-Sprint-Retrospective-S2.docx
+++ b/Fase 2/Evidencias Proyecto/Evidencias de documentación/Sprint 2/Acta-Sprint-Retrospective-S2.docx
@@ -704,7 +704,11 @@
         <w:t>Agendar la Sprint Review formal del Sprint 2 con la agencia (a cargo de Esteban). En esa reunión, confirmar si la sección «Novedades» se mantiene o se retira.</w:t>
       </w:r>
     </w:p>
-    <w:p/>
+    <w:p>
+      <w:pPr>
+        <w:keepNext/>
+      </w:pPr>
+    </w:p>
     <w:tbl>
       <w:tblPr>
         <w:tblW w:type="auto" w:w="0"/>
@@ -716,12 +720,18 @@
         <w:gridCol w:w="3249"/>
       </w:tblGrid>
       <w:tr>
+        <w:trPr>
+          <w:cantSplit/>
+        </w:trPr>
         <w:tc>
           <w:tcPr>
             <w:tcW w:type="dxa" w:w="3249"/>
           </w:tcPr>
           <w:p>
             <w:pPr>
+              <w:keepNext/>
+              <w:keepLines/>
+              <w:spacing w:before="360"/>
               <w:jc w:val="center"/>
             </w:pPr>
             <w:r>
@@ -736,6 +746,8 @@
           </w:p>
           <w:p>
             <w:pPr>
+              <w:keepNext/>
+              <w:keepLines/>
               <w:jc w:val="center"/>
             </w:pPr>
             <w:r>
@@ -747,6 +759,8 @@
           </w:p>
           <w:p>
             <w:pPr>
+              <w:keepNext/>
+              <w:keepLines/>
               <w:jc w:val="center"/>
             </w:pPr>
             <w:r>
@@ -764,6 +778,9 @@
           </w:tcPr>
           <w:p>
             <w:pPr>
+              <w:keepNext/>
+              <w:keepLines/>
+              <w:spacing w:before="360"/>
               <w:jc w:val="center"/>
             </w:pPr>
             <w:r>
@@ -778,6 +795,8 @@
           </w:p>
           <w:p>
             <w:pPr>
+              <w:keepNext/>
+              <w:keepLines/>
               <w:jc w:val="center"/>
             </w:pPr>
             <w:r>
@@ -789,6 +808,8 @@
           </w:p>
           <w:p>
             <w:pPr>
+              <w:keepNext/>
+              <w:keepLines/>
               <w:jc w:val="center"/>
             </w:pPr>
             <w:r>
@@ -806,6 +827,9 @@
           </w:tcPr>
           <w:p>
             <w:pPr>
+              <w:keepNext/>
+              <w:keepLines/>
+              <w:spacing w:before="360"/>
               <w:jc w:val="center"/>
             </w:pPr>
             <w:r>
@@ -820,6 +844,8 @@
           </w:p>
           <w:p>
             <w:pPr>
+              <w:keepNext/>
+              <w:keepLines/>
               <w:jc w:val="center"/>
             </w:pPr>
             <w:r>
@@ -831,6 +857,8 @@
           </w:p>
           <w:p>
             <w:pPr>
+              <w:keepNext/>
+              <w:keepLines/>
               <w:jc w:val="center"/>
             </w:pPr>
             <w:r>
@@ -844,12 +872,16 @@
         </w:tc>
       </w:tr>
       <w:tr>
+        <w:trPr>
+          <w:cantSplit/>
+        </w:trPr>
         <w:tc>
           <w:tcPr>
             <w:tcW w:type="dxa" w:w="3249"/>
           </w:tcPr>
           <w:p>
             <w:pPr>
+              <w:keepLines/>
               <w:jc w:val="center"/>
             </w:pPr>
             <w:r>
@@ -866,6 +898,7 @@
           </w:tcPr>
           <w:p>
             <w:pPr>
+              <w:keepLines/>
               <w:jc w:val="center"/>
             </w:pPr>
             <w:r>
@@ -882,6 +915,7 @@
           </w:tcPr>
           <w:p>
             <w:pPr>
+              <w:keepLines/>
               <w:jc w:val="center"/>
             </w:pPr>
             <w:r>
